--- a/Command_Desk_Specification/02_Worker_Roster.docx
+++ b/Command_Desk_Specification/02_Worker_Roster.docx
@@ -437,7 +437,7 @@
                 <w:sz w:val="19"/>
                 <w:szCs w:val="19"/>
               </w:rPr>
-              <w:t xml:space="preserve">personal_assistant</w:t>
+              <w:t xml:space="preserve">builder</w:t>
             </w:r>
           </w:p>
         </w:tc>
@@ -485,7 +485,7 @@
                 <w:sz w:val="19"/>
                 <w:szCs w:val="19"/>
               </w:rPr>
-              <w:t xml:space="preserve">Sam’s day, and mail.</w:t>
+              <w:t xml:space="preserve">Architecture, implementation, debugging and deployment.</w:t>
             </w:r>
           </w:p>
         </w:tc>
@@ -512,7 +512,7 @@
                 <w:sz w:val="19"/>
                 <w:szCs w:val="19"/>
               </w:rPr>
-              <w:t xml:space="preserve">builder</w:t>
+              <w:t xml:space="preserve">tester</w:t>
             </w:r>
           </w:p>
         </w:tc>
@@ -560,7 +560,7 @@
                 <w:sz w:val="19"/>
                 <w:szCs w:val="19"/>
               </w:rPr>
-              <w:t xml:space="preserve">Architecture, implementation, debugging and deployment.</w:t>
+              <w:t xml:space="preserve">Verification of Builder’s output.</w:t>
             </w:r>
           </w:p>
         </w:tc>
@@ -587,7 +587,7 @@
                 <w:sz w:val="19"/>
                 <w:szCs w:val="19"/>
               </w:rPr>
-              <w:t xml:space="preserve">tester</w:t>
+              <w:t xml:space="preserve">research</w:t>
             </w:r>
           </w:p>
         </w:tc>
@@ -635,7 +635,7 @@
                 <w:sz w:val="19"/>
                 <w:szCs w:val="19"/>
               </w:rPr>
-              <w:t xml:space="preserve">Verification of Builder’s output.</w:t>
+              <w:t xml:space="preserve">Investigates a subject and returns findings that can be acted on.</w:t>
             </w:r>
           </w:p>
         </w:tc>
@@ -662,7 +662,7 @@
                 <w:sz w:val="19"/>
                 <w:szCs w:val="19"/>
               </w:rPr>
-              <w:t xml:space="preserve">research</w:t>
+              <w:t xml:space="preserve">consolidator</w:t>
             </w:r>
           </w:p>
         </w:tc>
@@ -686,7 +686,7 @@
                 <w:sz w:val="19"/>
                 <w:szCs w:val="19"/>
               </w:rPr>
-              <w:t xml:space="preserve">claude-haiku-4.5</w:t>
+              <w:t xml:space="preserve">llama3.2 local</w:t>
             </w:r>
           </w:p>
         </w:tc>
@@ -710,7 +710,7 @@
                 <w:sz w:val="19"/>
                 <w:szCs w:val="19"/>
               </w:rPr>
-              <w:t xml:space="preserve">Investigates a subject and returns findings that can be acted on.</w:t>
+              <w:t xml:space="preserve">The long-term store.</w:t>
             </w:r>
           </w:p>
         </w:tc>
@@ -737,7 +737,7 @@
                 <w:sz w:val="19"/>
                 <w:szCs w:val="19"/>
               </w:rPr>
-              <w:t xml:space="preserve">consolidator</w:t>
+              <w:t xml:space="preserve">clerk</w:t>
             </w:r>
           </w:p>
         </w:tc>
@@ -761,7 +761,7 @@
                 <w:sz w:val="19"/>
                 <w:szCs w:val="19"/>
               </w:rPr>
-              <w:t xml:space="preserve">llama3.2 local</w:t>
+              <w:t xml:space="preserve">cheap tier</w:t>
             </w:r>
           </w:p>
         </w:tc>
@@ -785,7 +785,7 @@
                 <w:sz w:val="19"/>
                 <w:szCs w:val="19"/>
               </w:rPr>
-              <w:t xml:space="preserve">The long-term store.</w:t>
+              <w:t xml:space="preserve">Produces the factual record of a completed session.</w:t>
             </w:r>
           </w:p>
         </w:tc>
@@ -812,7 +812,7 @@
                 <w:sz w:val="19"/>
                 <w:szCs w:val="19"/>
               </w:rPr>
-              <w:t xml:space="preserve">clerk</w:t>
+              <w:t xml:space="preserve">checker</w:t>
             </w:r>
           </w:p>
         </w:tc>
@@ -860,7 +860,7 @@
                 <w:sz w:val="19"/>
                 <w:szCs w:val="19"/>
               </w:rPr>
-              <w:t xml:space="preserve">Produces the factual record of a completed session.</w:t>
+              <w:t xml:space="preserve">Extracts four fields from a stated intention.</w:t>
             </w:r>
           </w:p>
         </w:tc>
@@ -887,7 +887,7 @@
                 <w:sz w:val="19"/>
                 <w:szCs w:val="19"/>
               </w:rPr>
-              <w:t xml:space="preserve">checker</w:t>
+              <w:t xml:space="preserve">angel</w:t>
             </w:r>
           </w:p>
         </w:tc>
@@ -935,7 +935,7 @@
                 <w:sz w:val="19"/>
                 <w:szCs w:val="19"/>
               </w:rPr>
-              <w:t xml:space="preserve">Extracts four fields from a stated intention.</w:t>
+              <w:t xml:space="preserve">Writes Sam a note where an automated check has flagged a session.</w:t>
             </w:r>
           </w:p>
         </w:tc>
@@ -962,7 +962,7 @@
                 <w:sz w:val="19"/>
                 <w:szCs w:val="19"/>
               </w:rPr>
-              <w:t xml:space="preserve">angel</w:t>
+              <w:t xml:space="preserve">memory</w:t>
             </w:r>
           </w:p>
         </w:tc>
@@ -986,7 +986,7 @@
                 <w:sz w:val="19"/>
                 <w:szCs w:val="19"/>
               </w:rPr>
-              <w:t xml:space="preserve">cheap tier</w:t>
+              <w:t xml:space="preserve">unassigned</w:t>
             </w:r>
           </w:p>
         </w:tc>
@@ -1010,7 +1010,7 @@
                 <w:sz w:val="19"/>
                 <w:szCs w:val="19"/>
               </w:rPr>
-              <w:t xml:space="preserve">Writes Sam a note where an automated check has flagged a session.</w:t>
+              <w:t xml:space="preserve">The knowledge base and decision log.</w:t>
             </w:r>
           </w:p>
         </w:tc>
@@ -1037,7 +1037,7 @@
                 <w:sz w:val="19"/>
                 <w:szCs w:val="19"/>
               </w:rPr>
-              <w:t xml:space="preserve">memory</w:t>
+              <w:t xml:space="preserve">writing</w:t>
             </w:r>
           </w:p>
         </w:tc>
@@ -1085,7 +1085,7 @@
                 <w:sz w:val="19"/>
                 <w:szCs w:val="19"/>
               </w:rPr>
-              <w:t xml:space="preserve">The knowledge base and decision log.</w:t>
+              <w:t xml:space="preserve">Drafts and edits in Sam’s voice for material that is not email.</w:t>
             </w:r>
           </w:p>
         </w:tc>
@@ -1112,7 +1112,7 @@
                 <w:sz w:val="19"/>
                 <w:szCs w:val="19"/>
               </w:rPr>
-              <w:t xml:space="preserve">writing</w:t>
+              <w:t xml:space="preserve">observer</w:t>
             </w:r>
           </w:p>
         </w:tc>
@@ -1136,7 +1136,7 @@
                 <w:sz w:val="19"/>
                 <w:szCs w:val="19"/>
               </w:rPr>
-              <w:t xml:space="preserve">unassigned</w:t>
+              <w:t xml:space="preserve">cheap tier</w:t>
             </w:r>
           </w:p>
         </w:tc>
@@ -1160,7 +1160,7 @@
                 <w:sz w:val="19"/>
                 <w:szCs w:val="19"/>
               </w:rPr>
-              <w:t xml:space="preserve">Drafts and edits in Sam’s voice for material that is not email.</w:t>
+              <w:t xml:space="preserve">Audits system behaviour across time.</w:t>
             </w:r>
           </w:p>
         </w:tc>
@@ -1187,7 +1187,7 @@
                 <w:sz w:val="19"/>
                 <w:szCs w:val="19"/>
               </w:rPr>
-              <w:t xml:space="preserve">forge</w:t>
+              <w:t xml:space="preserve">watcher</w:t>
             </w:r>
           </w:p>
         </w:tc>
@@ -1211,7 +1211,7 @@
                 <w:sz w:val="19"/>
                 <w:szCs w:val="19"/>
               </w:rPr>
-              <w:t xml:space="preserve">claude-sonnet-5</w:t>
+              <w:t xml:space="preserve">cheap tier</w:t>
             </w:r>
           </w:p>
         </w:tc>
@@ -1235,307 +1235,7 @@
                 <w:sz w:val="19"/>
                 <w:szCs w:val="19"/>
               </w:rPr>
-              <w:t xml:space="preserve">Generates options, defends them under challenge, and returns one recommendation.</w:t>
-            </w:r>
-          </w:p>
-        </w:tc>
-      </w:tr>
-      <w:tr>
-        <w:tc>
-          <w:tcPr>
-            <w:tcW w:type="dxa" w:w="2100"/>
-            <w:tcMar>
-              <w:top w:type="dxa" w:w="82"/>
-              <w:left w:type="dxa" w:w="112"/>
-              <w:bottom w:type="dxa" w:w="82"/>
-              <w:right w:type="dxa" w:w="112"/>
-            </w:tcMar>
-          </w:tcPr>
-          <w:p>
-            <w:pPr>
-              <w:spacing w:after="0"/>
-            </w:pPr>
-            <w:r>
-              <w:rPr>
-                <w:rFonts w:ascii="Consolas" w:cs="Consolas" w:eastAsia="Consolas" w:hAnsi="Consolas"/>
-                <w:color w:val="1A1D21"/>
-                <w:sz w:val="19"/>
-                <w:szCs w:val="19"/>
-              </w:rPr>
-              <w:t xml:space="preserve">mind</w:t>
-            </w:r>
-          </w:p>
-        </w:tc>
-        <w:tc>
-          <w:tcPr>
-            <w:tcW w:type="dxa" w:w="2100"/>
-            <w:tcMar>
-              <w:top w:type="dxa" w:w="82"/>
-              <w:left w:type="dxa" w:w="112"/>
-              <w:bottom w:type="dxa" w:w="82"/>
-              <w:right w:type="dxa" w:w="112"/>
-            </w:tcMar>
-          </w:tcPr>
-          <w:p>
-            <w:pPr>
-              <w:spacing w:after="0"/>
-            </w:pPr>
-            <w:r>
-              <w:rPr>
-                <w:color w:val="1A1D21"/>
-                <w:sz w:val="19"/>
-                <w:szCs w:val="19"/>
-              </w:rPr>
-              <w:t xml:space="preserve">claude-sonnet-5</w:t>
-            </w:r>
-          </w:p>
-        </w:tc>
-        <w:tc>
-          <w:tcPr>
-            <w:tcW w:type="dxa" w:w="4800"/>
-            <w:tcMar>
-              <w:top w:type="dxa" w:w="82"/>
-              <w:left w:type="dxa" w:w="112"/>
-              <w:bottom w:type="dxa" w:w="82"/>
-              <w:right w:type="dxa" w:w="112"/>
-            </w:tcMar>
-          </w:tcPr>
-          <w:p>
-            <w:pPr>
-              <w:spacing w:after="0"/>
-            </w:pPr>
-            <w:r>
-              <w:rPr>
-                <w:color w:val="1A1D21"/>
-                <w:sz w:val="19"/>
-                <w:szCs w:val="19"/>
-              </w:rPr>
-              <w:t xml:space="preserve">Challenges.</w:t>
-            </w:r>
-          </w:p>
-        </w:tc>
-      </w:tr>
-      <w:tr>
-        <w:tc>
-          <w:tcPr>
-            <w:tcW w:type="dxa" w:w="2100"/>
-            <w:tcMar>
-              <w:top w:type="dxa" w:w="82"/>
-              <w:left w:type="dxa" w:w="112"/>
-              <w:bottom w:type="dxa" w:w="82"/>
-              <w:right w:type="dxa" w:w="112"/>
-            </w:tcMar>
-          </w:tcPr>
-          <w:p>
-            <w:pPr>
-              <w:spacing w:after="0"/>
-            </w:pPr>
-            <w:r>
-              <w:rPr>
-                <w:rFonts w:ascii="Consolas" w:cs="Consolas" w:eastAsia="Consolas" w:hAnsi="Consolas"/>
-                <w:color w:val="1A1D21"/>
-                <w:sz w:val="19"/>
-                <w:szCs w:val="19"/>
-              </w:rPr>
-              <w:t xml:space="preserve">observer</w:t>
-            </w:r>
-          </w:p>
-        </w:tc>
-        <w:tc>
-          <w:tcPr>
-            <w:tcW w:type="dxa" w:w="2100"/>
-            <w:tcMar>
-              <w:top w:type="dxa" w:w="82"/>
-              <w:left w:type="dxa" w:w="112"/>
-              <w:bottom w:type="dxa" w:w="82"/>
-              <w:right w:type="dxa" w:w="112"/>
-            </w:tcMar>
-          </w:tcPr>
-          <w:p>
-            <w:pPr>
-              <w:spacing w:after="0"/>
-            </w:pPr>
-            <w:r>
-              <w:rPr>
-                <w:color w:val="1A1D21"/>
-                <w:sz w:val="19"/>
-                <w:szCs w:val="19"/>
-              </w:rPr>
-              <w:t xml:space="preserve">cheap tier</w:t>
-            </w:r>
-          </w:p>
-        </w:tc>
-        <w:tc>
-          <w:tcPr>
-            <w:tcW w:type="dxa" w:w="4800"/>
-            <w:tcMar>
-              <w:top w:type="dxa" w:w="82"/>
-              <w:left w:type="dxa" w:w="112"/>
-              <w:bottom w:type="dxa" w:w="82"/>
-              <w:right w:type="dxa" w:w="112"/>
-            </w:tcMar>
-          </w:tcPr>
-          <w:p>
-            <w:pPr>
-              <w:spacing w:after="0"/>
-            </w:pPr>
-            <w:r>
-              <w:rPr>
-                <w:color w:val="1A1D21"/>
-                <w:sz w:val="19"/>
-                <w:szCs w:val="19"/>
-              </w:rPr>
-              <w:t xml:space="preserve">Audits system behaviour across time.</w:t>
-            </w:r>
-          </w:p>
-        </w:tc>
-      </w:tr>
-      <w:tr>
-        <w:tc>
-          <w:tcPr>
-            <w:tcW w:type="dxa" w:w="2100"/>
-            <w:tcMar>
-              <w:top w:type="dxa" w:w="82"/>
-              <w:left w:type="dxa" w:w="112"/>
-              <w:bottom w:type="dxa" w:w="82"/>
-              <w:right w:type="dxa" w:w="112"/>
-            </w:tcMar>
-          </w:tcPr>
-          <w:p>
-            <w:pPr>
-              <w:spacing w:after="0"/>
-            </w:pPr>
-            <w:r>
-              <w:rPr>
-                <w:rFonts w:ascii="Consolas" w:cs="Consolas" w:eastAsia="Consolas" w:hAnsi="Consolas"/>
-                <w:color w:val="1A1D21"/>
-                <w:sz w:val="19"/>
-                <w:szCs w:val="19"/>
-              </w:rPr>
-              <w:t xml:space="preserve">watcher</w:t>
-            </w:r>
-          </w:p>
-        </w:tc>
-        <w:tc>
-          <w:tcPr>
-            <w:tcW w:type="dxa" w:w="2100"/>
-            <w:tcMar>
-              <w:top w:type="dxa" w:w="82"/>
-              <w:left w:type="dxa" w:w="112"/>
-              <w:bottom w:type="dxa" w:w="82"/>
-              <w:right w:type="dxa" w:w="112"/>
-            </w:tcMar>
-          </w:tcPr>
-          <w:p>
-            <w:pPr>
-              <w:spacing w:after="0"/>
-            </w:pPr>
-            <w:r>
-              <w:rPr>
-                <w:color w:val="1A1D21"/>
-                <w:sz w:val="19"/>
-                <w:szCs w:val="19"/>
-              </w:rPr>
-              <w:t xml:space="preserve">cheap tier</w:t>
-            </w:r>
-          </w:p>
-        </w:tc>
-        <w:tc>
-          <w:tcPr>
-            <w:tcW w:type="dxa" w:w="4800"/>
-            <w:tcMar>
-              <w:top w:type="dxa" w:w="82"/>
-              <w:left w:type="dxa" w:w="112"/>
-              <w:bottom w:type="dxa" w:w="82"/>
-              <w:right w:type="dxa" w:w="112"/>
-            </w:tcMar>
-          </w:tcPr>
-          <w:p>
-            <w:pPr>
-              <w:spacing w:after="0"/>
-            </w:pPr>
-            <w:r>
-              <w:rPr>
-                <w:color w:val="1A1D21"/>
-                <w:sz w:val="19"/>
-                <w:szCs w:val="19"/>
-              </w:rPr>
               <w:t xml:space="preserve">Produces an independent account of work already performed, without sight of what the performing worker claimed.</w:t>
-            </w:r>
-          </w:p>
-        </w:tc>
-      </w:tr>
-      <w:tr>
-        <w:tc>
-          <w:tcPr>
-            <w:tcW w:type="dxa" w:w="2100"/>
-            <w:tcMar>
-              <w:top w:type="dxa" w:w="82"/>
-              <w:left w:type="dxa" w:w="112"/>
-              <w:bottom w:type="dxa" w:w="82"/>
-              <w:right w:type="dxa" w:w="112"/>
-            </w:tcMar>
-          </w:tcPr>
-          <w:p>
-            <w:pPr>
-              <w:spacing w:after="0"/>
-            </w:pPr>
-            <w:r>
-              <w:rPr>
-                <w:rFonts w:ascii="Consolas" w:cs="Consolas" w:eastAsia="Consolas" w:hAnsi="Consolas"/>
-                <w:color w:val="1A1D21"/>
-                <w:sz w:val="19"/>
-                <w:szCs w:val="19"/>
-              </w:rPr>
-              <w:t xml:space="preserve">billing_agent</w:t>
-            </w:r>
-          </w:p>
-        </w:tc>
-        <w:tc>
-          <w:tcPr>
-            <w:tcW w:type="dxa" w:w="2100"/>
-            <w:tcMar>
-              <w:top w:type="dxa" w:w="82"/>
-              <w:left w:type="dxa" w:w="112"/>
-              <w:bottom w:type="dxa" w:w="82"/>
-              <w:right w:type="dxa" w:w="112"/>
-            </w:tcMar>
-          </w:tcPr>
-          <w:p>
-            <w:pPr>
-              <w:spacing w:after="0"/>
-            </w:pPr>
-            <w:r>
-              <w:rPr>
-                <w:color w:val="1A1D21"/>
-                <w:sz w:val="19"/>
-                <w:szCs w:val="19"/>
-              </w:rPr>
-              <w:t xml:space="preserve">to be determined</w:t>
-            </w:r>
-          </w:p>
-        </w:tc>
-        <w:tc>
-          <w:tcPr>
-            <w:tcW w:type="dxa" w:w="4800"/>
-            <w:tcMar>
-              <w:top w:type="dxa" w:w="82"/>
-              <w:left w:type="dxa" w:w="112"/>
-              <w:bottom w:type="dxa" w:w="82"/>
-              <w:right w:type="dxa" w:w="112"/>
-            </w:tcMar>
-          </w:tcPr>
-          <w:p>
-            <w:pPr>
-              <w:spacing w:after="0"/>
-            </w:pPr>
-            <w:r>
-              <w:rPr>
-                <w:color w:val="1A1D21"/>
-                <w:sz w:val="19"/>
-                <w:szCs w:val="19"/>
-              </w:rPr>
-              <w:t xml:space="preserve">Produces quotes and invoices.</w:t>
             </w:r>
           </w:p>
         </w:tc>
@@ -2000,17 +1700,7 @@
           <w:sz w:val="25"/>
           <w:szCs w:val="25"/>
         </w:rPr>
-        <w:t xml:space="preserve">personal_assistant</w:t>
-      </w:r>
-      <w:r>
-        <w:rPr>
-          <w:b/>
-          <w:bCs/>
-          <w:color w:val="8A5A0B"/>
-          <w:sz w:val="15"/>
-          <w:szCs w:val="15"/>
-        </w:rPr>
-        <w:t xml:space="preserve">   ◆ PRIORITY</w:t>
+        <w:t xml:space="preserve">builder</w:t>
       </w:r>
     </w:p>
     <w:p>
@@ -2024,7 +1714,7 @@
           <w:sz w:val="17"/>
           <w:szCs w:val="17"/>
         </w:rPr>
-        <w:t xml:space="preserve">claude-haiku-4.5   ·   pool: shared</w:t>
+        <w:t xml:space="preserve">claude-haiku-4.5   ·   pool: isolated — build_test</w:t>
       </w:r>
     </w:p>
     <w:p>
@@ -2037,7 +1727,7 @@
           <w:sz w:val="21"/>
           <w:szCs w:val="21"/>
         </w:rPr>
-        <w:t xml:space="preserve">Sam’s day, and mail. Reads the inbox, determines what is material, and prepares replies in Sam’s recorded style. The only worker whose requests reach outside the system.</w:t>
+        <w:t xml:space="preserve">Architecture, implementation, debugging and deployment. Delivers to Tester for verification.</w:t>
       </w:r>
     </w:p>
     <w:p>
@@ -2066,7 +1756,7 @@
           <w:sz w:val="21"/>
           <w:szCs w:val="21"/>
         </w:rPr>
-        <w:t xml:space="preserve">Standard schema. Declared override: the received message and the prepared draft are returned together for comparison.</w:t>
+        <w:t xml:space="preserve">Standard schema.</w:t>
       </w:r>
     </w:p>
     <w:p>
@@ -2094,7 +1784,7 @@
           <w:sz w:val="25"/>
           <w:szCs w:val="25"/>
         </w:rPr>
-        <w:t xml:space="preserve">builder</w:t>
+        <w:t xml:space="preserve">tester</w:t>
       </w:r>
     </w:p>
     <w:p>
@@ -2121,7 +1811,7 @@
           <w:sz w:val="21"/>
           <w:szCs w:val="21"/>
         </w:rPr>
-        <w:t xml:space="preserve">Architecture, implementation, debugging and deployment. Delivers to Tester for verification.</w:t>
+        <w:t xml:space="preserve">Verification of Builder’s output. Writes and executes tests, and reports defects without moderation.</w:t>
       </w:r>
     </w:p>
     <w:p>
@@ -2150,7 +1840,7 @@
           <w:sz w:val="21"/>
           <w:szCs w:val="21"/>
         </w:rPr>
-        <w:t xml:space="preserve">Standard schema.</w:t>
+        <w:t xml:space="preserve">Standard schema. Evidence is mandatory on a pass.</w:t>
       </w:r>
     </w:p>
     <w:p>
@@ -2178,7 +1868,7 @@
           <w:sz w:val="25"/>
           <w:szCs w:val="25"/>
         </w:rPr>
-        <w:t xml:space="preserve">tester</w:t>
+        <w:t xml:space="preserve">research</w:t>
       </w:r>
     </w:p>
     <w:p>
@@ -2192,7 +1882,7 @@
           <w:sz w:val="17"/>
           <w:szCs w:val="17"/>
         </w:rPr>
-        <w:t xml:space="preserve">claude-haiku-4.5   ·   pool: isolated — build_test</w:t>
+        <w:t xml:space="preserve">claude-haiku-4.5   ·   pool: shared</w:t>
       </w:r>
     </w:p>
     <w:p>
@@ -2205,7 +1895,7 @@
           <w:sz w:val="21"/>
           <w:szCs w:val="21"/>
         </w:rPr>
-        <w:t xml:space="preserve">Verification of Builder’s output. Writes and executes tests, and reports defects without moderation.</w:t>
+        <w:t xml:space="preserve">Investigates a subject and returns findings that can be acted on.</w:t>
       </w:r>
     </w:p>
     <w:p>
@@ -2234,7 +1924,7 @@
           <w:sz w:val="21"/>
           <w:szCs w:val="21"/>
         </w:rPr>
-        <w:t xml:space="preserve">Standard schema. Evidence is mandatory on a pass.</w:t>
+        <w:t xml:space="preserve">Standard schema. Evidence carries the sources.</w:t>
       </w:r>
     </w:p>
     <w:p>
@@ -2262,7 +1952,7 @@
           <w:sz w:val="25"/>
           <w:szCs w:val="25"/>
         </w:rPr>
-        <w:t xml:space="preserve">research</w:t>
+        <w:t xml:space="preserve">consolidator</w:t>
       </w:r>
     </w:p>
     <w:p>
@@ -2276,7 +1966,7 @@
           <w:sz w:val="17"/>
           <w:szCs w:val="17"/>
         </w:rPr>
-        <w:t xml:space="preserve">claude-haiku-4.5   ·   pool: shared</w:t>
+        <w:t xml:space="preserve">llama3.2 local   ·   pool: shared — vault owner</w:t>
       </w:r>
     </w:p>
     <w:p>
@@ -2289,7 +1979,7 @@
           <w:sz w:val="21"/>
           <w:szCs w:val="21"/>
         </w:rPr>
-        <w:t xml:space="preserve">Investigates a subject and returns findings that can be acted on.</w:t>
+        <w:t xml:space="preserve">The long-term store. Determines whether a subject has arisen previously.</w:t>
       </w:r>
     </w:p>
     <w:p>
@@ -2318,7 +2008,7 @@
           <w:sz w:val="21"/>
           <w:szCs w:val="21"/>
         </w:rPr>
-        <w:t xml:space="preserve">Standard schema. Evidence carries the sources.</w:t>
+        <w:t xml:space="preserve">Declared override: the matching material, or the single word No.</w:t>
       </w:r>
     </w:p>
     <w:p>
@@ -2346,7 +2036,7 @@
           <w:sz w:val="25"/>
           <w:szCs w:val="25"/>
         </w:rPr>
-        <w:t xml:space="preserve">consolidator</w:t>
+        <w:t xml:space="preserve">clerk</w:t>
       </w:r>
     </w:p>
     <w:p>
@@ -2360,7 +2050,7 @@
           <w:sz w:val="17"/>
           <w:szCs w:val="17"/>
         </w:rPr>
-        <w:t xml:space="preserve">llama3.2 local   ·   pool: shared — vault owner</w:t>
+        <w:t xml:space="preserve">cheap tier, post-session   ·   pool: none</w:t>
       </w:r>
     </w:p>
     <w:p>
@@ -2373,7 +2063,7 @@
           <w:sz w:val="21"/>
           <w:szCs w:val="21"/>
         </w:rPr>
-        <w:t xml:space="preserve">The long-term store. Determines whether a subject has arisen previously.</w:t>
+        <w:t xml:space="preserve">Produces the factual record of a completed session.</w:t>
       </w:r>
     </w:p>
     <w:p>
@@ -2402,7 +2092,7 @@
           <w:sz w:val="21"/>
           <w:szCs w:val="21"/>
         </w:rPr>
-        <w:t xml:space="preserve">Declared override: the matching material, or the single word No.</w:t>
+        <w:t xml:space="preserve">Declared override: requested, performed, resulted. Facts only.</w:t>
       </w:r>
     </w:p>
     <w:p>
@@ -2430,7 +2120,7 @@
           <w:sz w:val="25"/>
           <w:szCs w:val="25"/>
         </w:rPr>
-        <w:t xml:space="preserve">clerk</w:t>
+        <w:t xml:space="preserve">checker</w:t>
       </w:r>
     </w:p>
     <w:p>
@@ -2444,7 +2134,7 @@
           <w:sz w:val="17"/>
           <w:szCs w:val="17"/>
         </w:rPr>
-        <w:t xml:space="preserve">cheap tier, post-session   ·   pool: none</w:t>
+        <w:t xml:space="preserve">cheap tier, extraction only   ·   pool: none</w:t>
       </w:r>
     </w:p>
     <w:p>
@@ -2457,7 +2147,7 @@
           <w:sz w:val="21"/>
           <w:szCs w:val="21"/>
         </w:rPr>
-        <w:t xml:space="preserve">Produces the factual record of a completed session.</w:t>
+        <w:t xml:space="preserve">Extracts four fields from a stated intention. Determines nothing.</w:t>
       </w:r>
     </w:p>
     <w:p>
@@ -2486,7 +2176,7 @@
           <w:sz w:val="21"/>
           <w:szCs w:val="21"/>
         </w:rPr>
-        <w:t xml:space="preserve">Declared override: requested, performed, resulted. Facts only.</w:t>
+        <w:t xml:space="preserve">Declared override: action, recipient, amount, reference. The standard schema does not apply.</w:t>
       </w:r>
     </w:p>
     <w:p>
@@ -2514,7 +2204,7 @@
           <w:sz w:val="25"/>
           <w:szCs w:val="25"/>
         </w:rPr>
-        <w:t xml:space="preserve">checker</w:t>
+        <w:t xml:space="preserve">angel</w:t>
       </w:r>
     </w:p>
     <w:p>
@@ -2528,7 +2218,7 @@
           <w:sz w:val="17"/>
           <w:szCs w:val="17"/>
         </w:rPr>
-        <w:t xml:space="preserve">cheap tier, extraction only   ·   pool: none</w:t>
+        <w:t xml:space="preserve">cheap tier, conditional   ·   pool: none</w:t>
       </w:r>
     </w:p>
     <w:p>
@@ -2541,7 +2231,7 @@
           <w:sz w:val="21"/>
           <w:szCs w:val="21"/>
         </w:rPr>
-        <w:t xml:space="preserve">Extracts four fields from a stated intention. Determines nothing.</w:t>
+        <w:t xml:space="preserve">Writes Sam a note where an automated check has flagged a session. The last read before an effect reaches a third party.</w:t>
       </w:r>
     </w:p>
     <w:p>
@@ -2570,7 +2260,7 @@
           <w:sz w:val="21"/>
           <w:szCs w:val="21"/>
         </w:rPr>
-        <w:t xml:space="preserve">Declared override: action, recipient, amount, reference. The standard schema does not apply.</w:t>
+        <w:t xml:space="preserve">Declared override: a note written into the review queue.</w:t>
       </w:r>
     </w:p>
     <w:p>
@@ -2586,6 +2276,25 @@
     </w:p>
     <w:p>
       <w:pPr>
+        <w:pBdr>
+          <w:bottom w:val="single" w:color="1A1D21" w:sz="12"/>
+        </w:pBdr>
+        <w:spacing w:after="58" w:before="400"/>
+      </w:pPr>
+      <w:r>
+        <w:rPr>
+          <w:b/>
+          <w:bCs/>
+          <w:color w:val="8A5A0B"/>
+          <w:spacing w:val="30"/>
+          <w:sz w:val="18"/>
+          <w:szCs w:val="18"/>
+        </w:rPr>
+        <w:t xml:space="preserve">GROUP B — ON THE BOX, NOT CONNECTED</w:t>
+      </w:r>
+    </w:p>
+    <w:p>
+      <w:pPr>
         <w:pStyle w:val="Heading2"/>
         <w:spacing w:after="28" w:before="290"/>
       </w:pPr>
@@ -2598,7 +2307,7 @@
           <w:sz w:val="25"/>
           <w:szCs w:val="25"/>
         </w:rPr>
-        <w:t xml:space="preserve">angel</w:t>
+        <w:t xml:space="preserve">memory</w:t>
       </w:r>
     </w:p>
     <w:p>
@@ -2612,7 +2321,7 @@
           <w:sz w:val="17"/>
           <w:szCs w:val="17"/>
         </w:rPr>
-        <w:t xml:space="preserve">cheap tier, conditional   ·   pool: none</w:t>
+        <w:t xml:space="preserve">unassigned — prompt present, not in configuration   ·   pool: shared (proposed)</w:t>
       </w:r>
     </w:p>
     <w:p>
@@ -2625,7 +2334,7 @@
           <w:sz w:val="21"/>
           <w:szCs w:val="21"/>
         </w:rPr>
-        <w:t xml:space="preserve">Writes Sam a note where an automated check has flagged a session. The last read before an effect reaches a third party.</w:t>
+        <w:t xml:space="preserve">The knowledge base and decision log. Recalls what was decided and on what basis.</w:t>
       </w:r>
     </w:p>
     <w:p>
@@ -2654,7 +2363,7 @@
           <w:sz w:val="21"/>
           <w:szCs w:val="21"/>
         </w:rPr>
-        <w:t xml:space="preserve">Declared override: a note written into the review queue.</w:t>
+        <w:t xml:space="preserve">Declared override: decision, reason, evidence reference, date — or a clean nil return.</w:t>
       </w:r>
     </w:p>
     <w:p>
@@ -2670,6 +2379,90 @@
     </w:p>
     <w:p>
       <w:pPr>
+        <w:pStyle w:val="Heading2"/>
+        <w:spacing w:after="28" w:before="290"/>
+      </w:pPr>
+      <w:r>
+        <w:rPr>
+          <w:rFonts w:ascii="Consolas" w:cs="Consolas" w:eastAsia="Consolas" w:hAnsi="Consolas"/>
+          <w:b/>
+          <w:bCs/>
+          <w:color w:val="1A1D21"/>
+          <w:sz w:val="25"/>
+          <w:szCs w:val="25"/>
+        </w:rPr>
+        <w:t xml:space="preserve">writing</w:t>
+      </w:r>
+    </w:p>
+    <w:p>
+      <w:pPr>
+        <w:spacing w:after="100" w:before="0"/>
+      </w:pPr>
+      <w:r>
+        <w:rPr>
+          <w:rFonts w:ascii="Consolas" w:cs="Consolas" w:eastAsia="Consolas" w:hAnsi="Consolas"/>
+          <w:color w:val="5C6670"/>
+          <w:sz w:val="17"/>
+          <w:szCs w:val="17"/>
+        </w:rPr>
+        <w:t xml:space="preserve">unassigned — prompt present, not in configuration   ·   pool: shared (proposed)</w:t>
+      </w:r>
+    </w:p>
+    <w:p>
+      <w:pPr>
+        <w:spacing w:after="120" w:before="0"/>
+      </w:pPr>
+      <w:r>
+        <w:rPr>
+          <w:color w:val="1A1D21"/>
+          <w:sz w:val="21"/>
+          <w:szCs w:val="21"/>
+        </w:rPr>
+        <w:t xml:space="preserve">Drafts and edits in Sam’s voice for material that is not email. Superseded for mail by style_profile.</w:t>
+      </w:r>
+    </w:p>
+    <w:p>
+      <w:pPr>
+        <w:spacing w:after="52" w:before="145"/>
+      </w:pPr>
+      <w:r>
+        <w:rPr>
+          <w:b/>
+          <w:bCs/>
+          <w:color w:val="5C6670"/>
+          <w:spacing w:val="22"/>
+          <w:sz w:val="16"/>
+          <w:szCs w:val="16"/>
+        </w:rPr>
+        <w:t xml:space="preserve">OUTPUT</w:t>
+      </w:r>
+    </w:p>
+    <w:p>
+      <w:pPr>
+        <w:spacing w:after="120" w:before="0"/>
+      </w:pPr>
+      <w:r>
+        <w:rPr>
+          <w:color w:val="1A1D21"/>
+          <w:sz w:val="21"/>
+          <w:szCs w:val="21"/>
+        </w:rPr>
+        <w:t xml:space="preserve">Declared override: finished text.</w:t>
+      </w:r>
+    </w:p>
+    <w:p>
+      <w:pPr>
+        <w:pBdr>
+          <w:bottom w:val="single" w:color="C8CDD4" w:sz="6"/>
+        </w:pBdr>
+        <w:spacing w:after="180" w:before="105"/>
+      </w:pPr>
+      <w:r>
+        <w:t xml:space="preserve"/>
+      </w:r>
+    </w:p>
+    <w:p>
+      <w:pPr>
         <w:pBdr>
           <w:bottom w:val="single" w:color="1A1D21" w:sz="12"/>
         </w:pBdr>
@@ -2684,7 +2477,7 @@
           <w:sz w:val="18"/>
           <w:szCs w:val="18"/>
         </w:rPr>
-        <w:t xml:space="preserve">GROUP B — ON THE BOX, NOT CONNECTED</w:t>
+        <w:t xml:space="preserve">GROUP C — SPECIFIED, TO BUILD</w:t>
       </w:r>
     </w:p>
     <w:p>
@@ -2701,7 +2494,7 @@
           <w:sz w:val="25"/>
           <w:szCs w:val="25"/>
         </w:rPr>
-        <w:t xml:space="preserve">memory</w:t>
+        <w:t xml:space="preserve">observer</w:t>
       </w:r>
     </w:p>
     <w:p>
@@ -2715,7 +2508,7 @@
           <w:sz w:val="17"/>
           <w:szCs w:val="17"/>
         </w:rPr>
-        <w:t xml:space="preserve">unassigned — prompt present, not in configuration   ·   pool: shared (proposed)</w:t>
+        <w:t xml:space="preserve">cheap tier, read-only   ·   pool: observer_readonly</w:t>
       </w:r>
     </w:p>
     <w:p>
@@ -2728,7 +2521,7 @@
           <w:sz w:val="21"/>
           <w:szCs w:val="21"/>
         </w:rPr>
-        <w:t xml:space="preserve">The knowledge base and decision log. Recalls what was decided and on what basis.</w:t>
+        <w:t xml:space="preserve">Audits system behaviour across time. Reports on request. Holds no decision authority.</w:t>
       </w:r>
     </w:p>
     <w:p>
@@ -2757,7 +2550,7 @@
           <w:sz w:val="21"/>
           <w:szCs w:val="21"/>
         </w:rPr>
-        <w:t xml:space="preserve">Declared override: decision, reason, evidence reference, date — or a clean nil return.</w:t>
+        <w:t xml:space="preserve">Declared override: finding, threshold met, evidence identifiers, confidence, affected workers, and one line on why it matters. No recommendation.</w:t>
       </w:r>
     </w:p>
     <w:p>
@@ -2785,7 +2578,7 @@
           <w:sz w:val="25"/>
           <w:szCs w:val="25"/>
         </w:rPr>
-        <w:t xml:space="preserve">writing</w:t>
+        <w:t xml:space="preserve">watcher</w:t>
       </w:r>
     </w:p>
     <w:p>
@@ -2799,7 +2592,7 @@
           <w:sz w:val="17"/>
           <w:szCs w:val="17"/>
         </w:rPr>
-        <w:t xml:space="preserve">unassigned — prompt present, not in configuration   ·   pool: shared (proposed)</w:t>
+        <w:t xml:space="preserve">cheap tier   ·   pool: none — record only</w:t>
       </w:r>
     </w:p>
     <w:p>
@@ -2812,7 +2605,7 @@
           <w:sz w:val="21"/>
           <w:szCs w:val="21"/>
         </w:rPr>
-        <w:t xml:space="preserve">Drafts and edits in Sam’s voice for material that is not email. Superseded for mail by style_profile.</w:t>
+        <w:t xml:space="preserve">Produces an independent account of work already performed, without sight of what the performing worker claimed.</w:t>
       </w:r>
     </w:p>
     <w:p>
@@ -2841,495 +2634,7 @@
           <w:sz w:val="21"/>
           <w:szCs w:val="21"/>
         </w:rPr>
-        <w:t xml:space="preserve">Declared override: finished text.</w:t>
-      </w:r>
-    </w:p>
-    <w:p>
-      <w:pPr>
-        <w:pBdr>
-          <w:bottom w:val="single" w:color="C8CDD4" w:sz="6"/>
-        </w:pBdr>
-        <w:spacing w:after="180" w:before="105"/>
-      </w:pPr>
-      <w:r>
-        <w:t xml:space="preserve"/>
-      </w:r>
-    </w:p>
-    <w:p>
-      <w:pPr>
-        <w:pBdr>
-          <w:bottom w:val="single" w:color="1A1D21" w:sz="12"/>
-        </w:pBdr>
-        <w:spacing w:after="58" w:before="400"/>
-      </w:pPr>
-      <w:r>
-        <w:rPr>
-          <w:b/>
-          <w:bCs/>
-          <w:color w:val="8A5A0B"/>
-          <w:spacing w:val="30"/>
-          <w:sz w:val="18"/>
-          <w:szCs w:val="18"/>
-        </w:rPr>
-        <w:t xml:space="preserve">GROUP C — SPECIFIED, TO BUILD</w:t>
-      </w:r>
-    </w:p>
-    <w:p>
-      <w:pPr>
-        <w:pStyle w:val="Heading2"/>
-        <w:spacing w:after="28" w:before="290"/>
-      </w:pPr>
-      <w:r>
-        <w:rPr>
-          <w:rFonts w:ascii="Consolas" w:cs="Consolas" w:eastAsia="Consolas" w:hAnsi="Consolas"/>
-          <w:b/>
-          <w:bCs/>
-          <w:color w:val="1A1D21"/>
-          <w:sz w:val="25"/>
-          <w:szCs w:val="25"/>
-        </w:rPr>
-        <w:t xml:space="preserve">forge</w:t>
-      </w:r>
-      <w:r>
-        <w:rPr>
-          <w:b/>
-          <w:bCs/>
-          <w:color w:val="8A5A0B"/>
-          <w:sz w:val="15"/>
-          <w:szCs w:val="15"/>
-        </w:rPr>
-        <w:t xml:space="preserve">   ◆ PRIORITY</w:t>
-      </w:r>
-    </w:p>
-    <w:p>
-      <w:pPr>
-        <w:spacing w:after="100" w:before="0"/>
-      </w:pPr>
-      <w:r>
-        <w:rPr>
-          <w:rFonts w:ascii="Consolas" w:cs="Consolas" w:eastAsia="Consolas" w:hAnsi="Consolas"/>
-          <w:color w:val="5C6670"/>
-          <w:sz w:val="17"/>
-          <w:szCs w:val="17"/>
-        </w:rPr>
-        <w:t xml:space="preserve">claude-sonnet-5   ·   pool: isolated — ideas</w:t>
-      </w:r>
-    </w:p>
-    <w:p>
-      <w:pPr>
-        <w:spacing w:after="120" w:before="0"/>
-      </w:pPr>
-      <w:r>
-        <w:rPr>
-          <w:color w:val="1A1D21"/>
-          <w:sz w:val="21"/>
-          <w:szCs w:val="21"/>
-        </w:rPr>
-        <w:t xml:space="preserve">Generates options, defends them under challenge, and returns one recommendation. Determination is its function.</w:t>
-      </w:r>
-    </w:p>
-    <w:p>
-      <w:pPr>
-        <w:spacing w:after="52" w:before="145"/>
-      </w:pPr>
-      <w:r>
-        <w:rPr>
-          <w:b/>
-          <w:bCs/>
-          <w:color w:val="5C6670"/>
-          <w:spacing w:val="22"/>
-          <w:sz w:val="16"/>
-          <w:szCs w:val="16"/>
-        </w:rPr>
-        <w:t xml:space="preserve">OUTPUT</w:t>
-      </w:r>
-    </w:p>
-    <w:p>
-      <w:pPr>
-        <w:spacing w:after="120" w:before="0"/>
-      </w:pPr>
-      <w:r>
-        <w:rPr>
-          <w:color w:val="1A1D21"/>
-          <w:sz w:val="21"/>
-          <w:szCs w:val="21"/>
-        </w:rPr>
-        <w:t xml:space="preserve">Standard schema. Declared override: recommendation, and rejected options each with the reason for rejection.</w:t>
-      </w:r>
-    </w:p>
-    <w:p>
-      <w:pPr>
-        <w:pBdr>
-          <w:bottom w:val="single" w:color="C8CDD4" w:sz="6"/>
-        </w:pBdr>
-        <w:spacing w:after="180" w:before="105"/>
-      </w:pPr>
-      <w:r>
-        <w:t xml:space="preserve"/>
-      </w:r>
-    </w:p>
-    <w:p>
-      <w:pPr>
-        <w:pStyle w:val="Heading2"/>
-        <w:spacing w:after="28" w:before="290"/>
-      </w:pPr>
-      <w:r>
-        <w:rPr>
-          <w:rFonts w:ascii="Consolas" w:cs="Consolas" w:eastAsia="Consolas" w:hAnsi="Consolas"/>
-          <w:b/>
-          <w:bCs/>
-          <w:color w:val="1A1D21"/>
-          <w:sz w:val="25"/>
-          <w:szCs w:val="25"/>
-        </w:rPr>
-        <w:t xml:space="preserve">mind</w:t>
-      </w:r>
-      <w:r>
-        <w:rPr>
-          <w:b/>
-          <w:bCs/>
-          <w:color w:val="8A5A0B"/>
-          <w:sz w:val="15"/>
-          <w:szCs w:val="15"/>
-        </w:rPr>
-        <w:t xml:space="preserve">   ◆ PRIORITY</w:t>
-      </w:r>
-    </w:p>
-    <w:p>
-      <w:pPr>
-        <w:spacing w:after="100" w:before="0"/>
-      </w:pPr>
-      <w:r>
-        <w:rPr>
-          <w:rFonts w:ascii="Consolas" w:cs="Consolas" w:eastAsia="Consolas" w:hAnsi="Consolas"/>
-          <w:color w:val="5C6670"/>
-          <w:sz w:val="17"/>
-          <w:szCs w:val="17"/>
-        </w:rPr>
-        <w:t xml:space="preserve">claude-sonnet-5   ·   pool: isolated — ideas</w:t>
-      </w:r>
-    </w:p>
-    <w:p>
-      <w:pPr>
-        <w:spacing w:after="120" w:before="0"/>
-      </w:pPr>
-      <w:r>
-        <w:rPr>
-          <w:color w:val="1A1D21"/>
-          <w:sz w:val="21"/>
-          <w:szCs w:val="21"/>
-        </w:rPr>
-        <w:t xml:space="preserve">Challenges. Identifies the strongest objection to Forge’s position, and states plainly where a position holds.</w:t>
-      </w:r>
-    </w:p>
-    <w:p>
-      <w:pPr>
-        <w:spacing w:after="52" w:before="145"/>
-      </w:pPr>
-      <w:r>
-        <w:rPr>
-          <w:b/>
-          <w:bCs/>
-          <w:color w:val="5C6670"/>
-          <w:spacing w:val="22"/>
-          <w:sz w:val="16"/>
-          <w:szCs w:val="16"/>
-        </w:rPr>
-        <w:t xml:space="preserve">OUTPUT</w:t>
-      </w:r>
-    </w:p>
-    <w:p>
-      <w:pPr>
-        <w:spacing w:after="120" w:before="0"/>
-      </w:pPr>
-      <w:r>
-        <w:rPr>
-          <w:color w:val="1A1D21"/>
-          <w:sz w:val="21"/>
-          <w:szCs w:val="21"/>
-        </w:rPr>
-        <w:t xml:space="preserve">Declared override: one objection with its failure condition, or a stated basis on which the position holds.</w:t>
-      </w:r>
-    </w:p>
-    <w:p>
-      <w:pPr>
-        <w:pBdr>
-          <w:bottom w:val="single" w:color="C8CDD4" w:sz="6"/>
-        </w:pBdr>
-        <w:spacing w:after="180" w:before="105"/>
-      </w:pPr>
-      <w:r>
-        <w:t xml:space="preserve"/>
-      </w:r>
-    </w:p>
-    <w:p>
-      <w:pPr>
-        <w:pStyle w:val="Heading2"/>
-        <w:spacing w:after="28" w:before="290"/>
-      </w:pPr>
-      <w:r>
-        <w:rPr>
-          <w:rFonts w:ascii="Consolas" w:cs="Consolas" w:eastAsia="Consolas" w:hAnsi="Consolas"/>
-          <w:b/>
-          <w:bCs/>
-          <w:color w:val="1A1D21"/>
-          <w:sz w:val="25"/>
-          <w:szCs w:val="25"/>
-        </w:rPr>
-        <w:t xml:space="preserve">observer</w:t>
-      </w:r>
-    </w:p>
-    <w:p>
-      <w:pPr>
-        <w:spacing w:after="100" w:before="0"/>
-      </w:pPr>
-      <w:r>
-        <w:rPr>
-          <w:rFonts w:ascii="Consolas" w:cs="Consolas" w:eastAsia="Consolas" w:hAnsi="Consolas"/>
-          <w:color w:val="5C6670"/>
-          <w:sz w:val="17"/>
-          <w:szCs w:val="17"/>
-        </w:rPr>
-        <w:t xml:space="preserve">cheap tier, read-only   ·   pool: observer_readonly</w:t>
-      </w:r>
-    </w:p>
-    <w:p>
-      <w:pPr>
-        <w:spacing w:after="120" w:before="0"/>
-      </w:pPr>
-      <w:r>
-        <w:rPr>
-          <w:color w:val="1A1D21"/>
-          <w:sz w:val="21"/>
-          <w:szCs w:val="21"/>
-        </w:rPr>
-        <w:t xml:space="preserve">Audits system behaviour across time. Reports on request. Holds no decision authority.</w:t>
-      </w:r>
-    </w:p>
-    <w:p>
-      <w:pPr>
-        <w:spacing w:after="52" w:before="145"/>
-      </w:pPr>
-      <w:r>
-        <w:rPr>
-          <w:b/>
-          <w:bCs/>
-          <w:color w:val="5C6670"/>
-          <w:spacing w:val="22"/>
-          <w:sz w:val="16"/>
-          <w:szCs w:val="16"/>
-        </w:rPr>
-        <w:t xml:space="preserve">OUTPUT</w:t>
-      </w:r>
-    </w:p>
-    <w:p>
-      <w:pPr>
-        <w:spacing w:after="120" w:before="0"/>
-      </w:pPr>
-      <w:r>
-        <w:rPr>
-          <w:color w:val="1A1D21"/>
-          <w:sz w:val="21"/>
-          <w:szCs w:val="21"/>
-        </w:rPr>
-        <w:t xml:space="preserve">Declared override: finding, threshold met, evidence identifiers, confidence, affected workers, and one line on why it matters. No recommendation.</w:t>
-      </w:r>
-    </w:p>
-    <w:p>
-      <w:pPr>
-        <w:pBdr>
-          <w:bottom w:val="single" w:color="C8CDD4" w:sz="6"/>
-        </w:pBdr>
-        <w:spacing w:after="180" w:before="105"/>
-      </w:pPr>
-      <w:r>
-        <w:t xml:space="preserve"/>
-      </w:r>
-    </w:p>
-    <w:p>
-      <w:pPr>
-        <w:pStyle w:val="Heading2"/>
-        <w:spacing w:after="28" w:before="290"/>
-      </w:pPr>
-      <w:r>
-        <w:rPr>
-          <w:rFonts w:ascii="Consolas" w:cs="Consolas" w:eastAsia="Consolas" w:hAnsi="Consolas"/>
-          <w:b/>
-          <w:bCs/>
-          <w:color w:val="1A1D21"/>
-          <w:sz w:val="25"/>
-          <w:szCs w:val="25"/>
-        </w:rPr>
-        <w:t xml:space="preserve">watcher</w:t>
-      </w:r>
-    </w:p>
-    <w:p>
-      <w:pPr>
-        <w:spacing w:after="100" w:before="0"/>
-      </w:pPr>
-      <w:r>
-        <w:rPr>
-          <w:rFonts w:ascii="Consolas" w:cs="Consolas" w:eastAsia="Consolas" w:hAnsi="Consolas"/>
-          <w:color w:val="5C6670"/>
-          <w:sz w:val="17"/>
-          <w:szCs w:val="17"/>
-        </w:rPr>
-        <w:t xml:space="preserve">cheap tier   ·   pool: none — record only</w:t>
-      </w:r>
-    </w:p>
-    <w:p>
-      <w:pPr>
-        <w:spacing w:after="120" w:before="0"/>
-      </w:pPr>
-      <w:r>
-        <w:rPr>
-          <w:color w:val="1A1D21"/>
-          <w:sz w:val="21"/>
-          <w:szCs w:val="21"/>
-        </w:rPr>
-        <w:t xml:space="preserve">Produces an independent account of work already performed, without sight of what the performing worker claimed.</w:t>
-      </w:r>
-    </w:p>
-    <w:p>
-      <w:pPr>
-        <w:spacing w:after="52" w:before="145"/>
-      </w:pPr>
-      <w:r>
-        <w:rPr>
-          <w:b/>
-          <w:bCs/>
-          <w:color w:val="5C6670"/>
-          <w:spacing w:val="22"/>
-          <w:sz w:val="16"/>
-          <w:szCs w:val="16"/>
-        </w:rPr>
-        <w:t xml:space="preserve">OUTPUT</w:t>
-      </w:r>
-    </w:p>
-    <w:p>
-      <w:pPr>
-        <w:spacing w:after="120" w:before="0"/>
-      </w:pPr>
-      <w:r>
-        <w:rPr>
-          <w:color w:val="1A1D21"/>
-          <w:sz w:val="21"/>
-          <w:szCs w:val="21"/>
-        </w:rPr>
         <w:t xml:space="preserve">Declared override: performed, not performed, unverifiable — the shape a worker returns, written from the record alone.</w:t>
-      </w:r>
-    </w:p>
-    <w:p>
-      <w:pPr>
-        <w:pBdr>
-          <w:bottom w:val="single" w:color="C8CDD4" w:sz="6"/>
-        </w:pBdr>
-        <w:spacing w:after="180" w:before="105"/>
-      </w:pPr>
-      <w:r>
-        <w:t xml:space="preserve"/>
-      </w:r>
-    </w:p>
-    <w:p>
-      <w:pPr>
-        <w:pBdr>
-          <w:bottom w:val="single" w:color="1A1D21" w:sz="12"/>
-        </w:pBdr>
-        <w:spacing w:after="58" w:before="400"/>
-      </w:pPr>
-      <w:r>
-        <w:rPr>
-          <w:b/>
-          <w:bCs/>
-          <w:color w:val="8A5A0B"/>
-          <w:spacing w:val="30"/>
-          <w:sz w:val="18"/>
-          <w:szCs w:val="18"/>
-        </w:rPr>
-        <w:t xml:space="preserve">GROUP D — NAMED, SCOPE OUTSTANDING</w:t>
-      </w:r>
-    </w:p>
-    <w:p>
-      <w:pPr>
-        <w:pStyle w:val="Heading2"/>
-        <w:spacing w:after="28" w:before="290"/>
-      </w:pPr>
-      <w:r>
-        <w:rPr>
-          <w:rFonts w:ascii="Consolas" w:cs="Consolas" w:eastAsia="Consolas" w:hAnsi="Consolas"/>
-          <w:b/>
-          <w:bCs/>
-          <w:color w:val="1A1D21"/>
-          <w:sz w:val="25"/>
-          <w:szCs w:val="25"/>
-        </w:rPr>
-        <w:t xml:space="preserve">billing_agent</w:t>
-      </w:r>
-      <w:r>
-        <w:rPr>
-          <w:b/>
-          <w:bCs/>
-          <w:color w:val="8A5A0B"/>
-          <w:sz w:val="15"/>
-          <w:szCs w:val="15"/>
-        </w:rPr>
-        <w:t xml:space="preserve">   ◆ PRIORITY</w:t>
-      </w:r>
-    </w:p>
-    <w:p>
-      <w:pPr>
-        <w:spacing w:after="100" w:before="0"/>
-      </w:pPr>
-      <w:r>
-        <w:rPr>
-          <w:rFonts w:ascii="Consolas" w:cs="Consolas" w:eastAsia="Consolas" w:hAnsi="Consolas"/>
-          <w:color w:val="5C6670"/>
-          <w:sz w:val="17"/>
-          <w:szCs w:val="17"/>
-        </w:rPr>
-        <w:t xml:space="preserve">to be determined   ·   pool: to be determined</w:t>
-      </w:r>
-    </w:p>
-    <w:p>
-      <w:pPr>
-        <w:spacing w:after="120" w:before="0"/>
-      </w:pPr>
-      <w:r>
-        <w:rPr>
-          <w:color w:val="1A1D21"/>
-          <w:sz w:val="21"/>
-          <w:szCs w:val="21"/>
-        </w:rPr>
-        <w:t xml:space="preserve">Produces quotes and invoices. Scope not yet written. The requirements below hold whatever it becomes.</w:t>
-      </w:r>
-    </w:p>
-    <w:p>
-      <w:pPr>
-        <w:spacing w:after="52" w:before="145"/>
-      </w:pPr>
-      <w:r>
-        <w:rPr>
-          <w:b/>
-          <w:bCs/>
-          <w:color w:val="5C6670"/>
-          <w:spacing w:val="22"/>
-          <w:sz w:val="16"/>
-          <w:szCs w:val="16"/>
-        </w:rPr>
-        <w:t xml:space="preserve">OUTPUT</w:t>
-      </w:r>
-    </w:p>
-    <w:p>
-      <w:pPr>
-        <w:spacing w:after="120" w:before="0"/>
-      </w:pPr>
-      <w:r>
-        <w:rPr>
-          <w:color w:val="1A1D21"/>
-          <w:sz w:val="21"/>
-          <w:szCs w:val="21"/>
-        </w:rPr>
-        <w:t xml:space="preserve">Standard schema.</w:t>
       </w:r>
     </w:p>
     <w:p>
